--- a/reports/AttendBot_practice_report.docx
+++ b/reports/AttendBot_practice_report.docx
@@ -304,7 +304,27 @@
           <w:szCs w:val="28"/>
           <w:lang w:eastAsia="en-US" w:bidi="en-US"/>
         </w:rPr>
-        <w:t>Руководитель практики: И.В. Иванов</w:t>
+        <w:t>Руководитель практики: И.</w:t>
+      </w:r>
+      <w:r>
+        <w:rPr>
+          <w:rFonts w:ascii="Times New Roman" w:eastAsia="Times New Roman" w:hAnsi="Times New Roman" w:cs="Times New Roman"/>
+          <w:color w:val="000000"/>
+          <w:sz w:val="28"/>
+          <w:szCs w:val="28"/>
+          <w:lang w:eastAsia="en-US" w:bidi="en-US"/>
+        </w:rPr>
+        <w:t xml:space="preserve"> </w:t>
+      </w:r>
+      <w:r>
+        <w:rPr>
+          <w:rFonts w:ascii="Times New Roman" w:eastAsia="Times New Roman" w:hAnsi="Times New Roman" w:cs="Times New Roman"/>
+          <w:color w:val="000000"/>
+          <w:sz w:val="28"/>
+          <w:szCs w:val="28"/>
+          <w:lang w:eastAsia="en-US" w:bidi="en-US"/>
+        </w:rPr>
+        <w:t>В. Иванов</w:t>
       </w:r>
     </w:p>
     <w:p>
@@ -389,6 +409,12 @@
     </w:p>
     <w:sdt>
       <w:sdtPr>
+        <w:rPr>
+          <w:rFonts w:ascii="Calibri" w:eastAsia="Calibri" w:hAnsi="Calibri" w:cs="Calibri"/>
+          <w:color w:val="auto"/>
+          <w:sz w:val="22"/>
+          <w:szCs w:val="22"/>
+        </w:rPr>
         <w:id w:val="-1966039359"/>
         <w:docPartObj>
           <w:docPartGallery w:val="Table of Contents"/>
@@ -397,12 +423,8 @@
       </w:sdtPr>
       <w:sdtEndPr>
         <w:rPr>
-          <w:rFonts w:ascii="Calibri" w:eastAsia="Calibri" w:hAnsi="Calibri" w:cs="Calibri"/>
           <w:b/>
           <w:bCs/>
-          <w:color w:val="auto"/>
-          <w:sz w:val="22"/>
-          <w:szCs w:val="22"/>
         </w:rPr>
       </w:sdtEndPr>
       <w:sdtContent>
@@ -412,6 +434,7 @@
             <w:rPr>
               <w:sz w:val="28"/>
               <w:szCs w:val="28"/>
+              <w:lang w:val="en-US"/>
             </w:rPr>
           </w:pPr>
         </w:p>
@@ -451,7 +474,7 @@
             </w:rPr>
             <w:fldChar w:fldCharType="separate"/>
           </w:r>
-          <w:hyperlink w:anchor="_Toc230397030" w:history="1">
+          <w:hyperlink w:anchor="_Toc230399358" w:history="1">
             <w:r>
               <w:rPr>
                 <w:rStyle w:val="a8"/>
@@ -460,27 +483,7 @@
                 <w:sz w:val="28"/>
                 <w:szCs w:val="28"/>
               </w:rPr>
-              <w:t>ВВЕ</w:t>
-            </w:r>
-            <w:r>
-              <w:rPr>
-                <w:rStyle w:val="a8"/>
-                <w:rFonts w:ascii="Times New Roman" w:eastAsia="Times New Roman" w:hAnsi="Times New Roman"/>
-                <w:noProof/>
-                <w:sz w:val="28"/>
-                <w:szCs w:val="28"/>
-              </w:rPr>
-              <w:t>Д</w:t>
-            </w:r>
-            <w:r>
-              <w:rPr>
-                <w:rStyle w:val="a8"/>
-                <w:rFonts w:ascii="Times New Roman" w:eastAsia="Times New Roman" w:hAnsi="Times New Roman"/>
-                <w:noProof/>
-                <w:sz w:val="28"/>
-                <w:szCs w:val="28"/>
-              </w:rPr>
-              <w:t>ЕНИЕ</w:t>
+              <w:t>ВВЕДЕНИЕ</w:t>
             </w:r>
             <w:r>
               <w:rPr>
@@ -507,7 +510,7 @@
                 <w:sz w:val="28"/>
                 <w:szCs w:val="28"/>
               </w:rPr>
-              <w:instrText xml:space="preserve"> PAGEREF _Toc230397030 \h </w:instrText>
+              <w:instrText xml:space="preserve"> PAGEREF _Toc230399358 \h </w:instrText>
             </w:r>
             <w:r>
               <w:rPr>
@@ -561,7 +564,7 @@
               <w14:ligatures w14:val="standardContextual"/>
             </w:rPr>
           </w:pPr>
-          <w:hyperlink w:anchor="_Toc230397031" w:history="1">
+          <w:hyperlink w:anchor="_Toc230399359" w:history="1">
             <w:r>
               <w:rPr>
                 <w:rStyle w:val="a8"/>
@@ -597,7 +600,7 @@
                 <w:sz w:val="28"/>
                 <w:szCs w:val="28"/>
               </w:rPr>
-              <w:instrText xml:space="preserve"> PAGEREF _Toc230397031 \h </w:instrText>
+              <w:instrText xml:space="preserve"> PAGEREF _Toc230399359 \h </w:instrText>
             </w:r>
             <w:r>
               <w:rPr>
@@ -651,7 +654,7 @@
               <w14:ligatures w14:val="standardContextual"/>
             </w:rPr>
           </w:pPr>
-          <w:hyperlink w:anchor="_Toc230397032" w:history="1">
+          <w:hyperlink w:anchor="_Toc230399360" w:history="1">
             <w:r>
               <w:rPr>
                 <w:rStyle w:val="a8"/>
@@ -686,7 +689,7 @@
                 <w:sz w:val="28"/>
                 <w:szCs w:val="28"/>
               </w:rPr>
-              <w:instrText xml:space="preserve"> PAGEREF _Toc230397032 \h </w:instrText>
+              <w:instrText xml:space="preserve"> PAGEREF _Toc230399360 \h </w:instrText>
             </w:r>
             <w:r>
               <w:rPr>
@@ -740,7 +743,7 @@
               <w14:ligatures w14:val="standardContextual"/>
             </w:rPr>
           </w:pPr>
-          <w:hyperlink w:anchor="_Toc230397033" w:history="1">
+          <w:hyperlink w:anchor="_Toc230399361" w:history="1">
             <w:r>
               <w:rPr>
                 <w:rStyle w:val="a8"/>
@@ -775,7 +778,7 @@
                 <w:sz w:val="28"/>
                 <w:szCs w:val="28"/>
               </w:rPr>
-              <w:instrText xml:space="preserve"> PAGEREF _Toc230397033 \h </w:instrText>
+              <w:instrText xml:space="preserve"> PAGEREF _Toc230399361 \h </w:instrText>
             </w:r>
             <w:r>
               <w:rPr>
@@ -829,7 +832,7 @@
               <w14:ligatures w14:val="standardContextual"/>
             </w:rPr>
           </w:pPr>
-          <w:hyperlink w:anchor="_Toc230397034" w:history="1">
+          <w:hyperlink w:anchor="_Toc230399362" w:history="1">
             <w:r>
               <w:rPr>
                 <w:rStyle w:val="a8"/>
@@ -865,7 +868,7 @@
                 <w:sz w:val="28"/>
                 <w:szCs w:val="28"/>
               </w:rPr>
-              <w:instrText xml:space="preserve"> PAGEREF _Toc230397034 \h </w:instrText>
+              <w:instrText xml:space="preserve"> PAGEREF _Toc230399362 \h </w:instrText>
             </w:r>
             <w:r>
               <w:rPr>
@@ -919,7 +922,7 @@
               <w14:ligatures w14:val="standardContextual"/>
             </w:rPr>
           </w:pPr>
-          <w:hyperlink w:anchor="_Toc230397035" w:history="1">
+          <w:hyperlink w:anchor="_Toc230399363" w:history="1">
             <w:r>
               <w:rPr>
                 <w:rStyle w:val="a8"/>
@@ -954,7 +957,7 @@
                 <w:sz w:val="28"/>
                 <w:szCs w:val="28"/>
               </w:rPr>
-              <w:instrText xml:space="preserve"> PAGEREF _Toc230397035 \h </w:instrText>
+              <w:instrText xml:space="preserve"> PAGEREF _Toc230399363 \h </w:instrText>
             </w:r>
             <w:r>
               <w:rPr>
@@ -1008,7 +1011,7 @@
               <w14:ligatures w14:val="standardContextual"/>
             </w:rPr>
           </w:pPr>
-          <w:hyperlink w:anchor="_Toc230397036" w:history="1">
+          <w:hyperlink w:anchor="_Toc230399364" w:history="1">
             <w:r>
               <w:rPr>
                 <w:rStyle w:val="a8"/>
@@ -1043,7 +1046,7 @@
                 <w:sz w:val="28"/>
                 <w:szCs w:val="28"/>
               </w:rPr>
-              <w:instrText xml:space="preserve"> PAGEREF _Toc230397036 \h </w:instrText>
+              <w:instrText xml:space="preserve"> PAGEREF _Toc230399364 \h </w:instrText>
             </w:r>
             <w:r>
               <w:rPr>
@@ -1097,7 +1100,7 @@
               <w14:ligatures w14:val="standardContextual"/>
             </w:rPr>
           </w:pPr>
-          <w:hyperlink w:anchor="_Toc230397037" w:history="1">
+          <w:hyperlink w:anchor="_Toc230399365" w:history="1">
             <w:r>
               <w:rPr>
                 <w:rStyle w:val="a8"/>
@@ -1132,7 +1135,7 @@
                 <w:sz w:val="28"/>
                 <w:szCs w:val="28"/>
               </w:rPr>
-              <w:instrText xml:space="preserve"> PAGEREF _Toc230397037 \h </w:instrText>
+              <w:instrText xml:space="preserve"> PAGEREF _Toc230399365 \h </w:instrText>
             </w:r>
             <w:r>
               <w:rPr>
@@ -1186,7 +1189,7 @@
               <w14:ligatures w14:val="standardContextual"/>
             </w:rPr>
           </w:pPr>
-          <w:hyperlink w:anchor="_Toc230397038" w:history="1">
+          <w:hyperlink w:anchor="_Toc230399366" w:history="1">
             <w:r>
               <w:rPr>
                 <w:rStyle w:val="a8"/>
@@ -1222,7 +1225,7 @@
                 <w:sz w:val="28"/>
                 <w:szCs w:val="28"/>
               </w:rPr>
-              <w:instrText xml:space="preserve"> PAGEREF _Toc230397038 \h </w:instrText>
+              <w:instrText xml:space="preserve"> PAGEREF _Toc230399366 \h </w:instrText>
             </w:r>
             <w:r>
               <w:rPr>
@@ -1276,7 +1279,7 @@
               <w14:ligatures w14:val="standardContextual"/>
             </w:rPr>
           </w:pPr>
-          <w:hyperlink w:anchor="_Toc230397039" w:history="1">
+          <w:hyperlink w:anchor="_Toc230399367" w:history="1">
             <w:r>
               <w:rPr>
                 <w:rStyle w:val="a8"/>
@@ -1312,7 +1315,7 @@
                 <w:sz w:val="28"/>
                 <w:szCs w:val="28"/>
               </w:rPr>
-              <w:instrText xml:space="preserve"> PAGEREF _Toc230397039 \h </w:instrText>
+              <w:instrText xml:space="preserve"> PAGEREF _Toc230399367 \h </w:instrText>
             </w:r>
             <w:r>
               <w:rPr>
@@ -1366,7 +1369,7 @@
               <w14:ligatures w14:val="standardContextual"/>
             </w:rPr>
           </w:pPr>
-          <w:hyperlink w:anchor="_Toc230397040" w:history="1">
+          <w:hyperlink w:anchor="_Toc230399368" w:history="1">
             <w:r>
               <w:rPr>
                 <w:rStyle w:val="a8"/>
@@ -1402,7 +1405,7 @@
                 <w:sz w:val="28"/>
                 <w:szCs w:val="28"/>
               </w:rPr>
-              <w:instrText xml:space="preserve"> PAGEREF _Toc230397040 \h </w:instrText>
+              <w:instrText xml:space="preserve"> PAGEREF _Toc230399368 \h </w:instrText>
             </w:r>
             <w:r>
               <w:rPr>
@@ -1456,7 +1459,7 @@
               <w14:ligatures w14:val="standardContextual"/>
             </w:rPr>
           </w:pPr>
-          <w:hyperlink w:anchor="_Toc230397041" w:history="1">
+          <w:hyperlink w:anchor="_Toc230399369" w:history="1">
             <w:r>
               <w:rPr>
                 <w:rStyle w:val="a8"/>
@@ -1492,7 +1495,7 @@
                 <w:sz w:val="28"/>
                 <w:szCs w:val="28"/>
               </w:rPr>
-              <w:instrText xml:space="preserve"> PAGEREF _Toc230397041 \h </w:instrText>
+              <w:instrText xml:space="preserve"> PAGEREF _Toc230399369 \h </w:instrText>
             </w:r>
             <w:r>
               <w:rPr>
@@ -1546,7 +1549,7 @@
               <w14:ligatures w14:val="standardContextual"/>
             </w:rPr>
           </w:pPr>
-          <w:hyperlink w:anchor="_Toc230397042" w:history="1">
+          <w:hyperlink w:anchor="_Toc230399370" w:history="1">
             <w:r>
               <w:rPr>
                 <w:rStyle w:val="a8"/>
@@ -1582,7 +1585,7 @@
                 <w:sz w:val="28"/>
                 <w:szCs w:val="28"/>
               </w:rPr>
-              <w:instrText xml:space="preserve"> PAGEREF _Toc230397042 \h </w:instrText>
+              <w:instrText xml:space="preserve"> PAGEREF _Toc230399370 \h </w:instrText>
             </w:r>
             <w:r>
               <w:rPr>
@@ -1863,8 +1866,11 @@
       <w:pPr>
         <w:pStyle w:val="1"/>
         <w:spacing w:after="120"/>
-      </w:pPr>
-      <w:bookmarkStart w:id="0" w:name="_Toc230397030"/>
+        <w:rPr>
+          <w:rFonts w:ascii="Times New Roman" w:eastAsia="Times New Roman" w:hAnsi="Times New Roman"/>
+        </w:rPr>
+      </w:pPr>
+      <w:bookmarkStart w:id="0" w:name="_Toc230399358"/>
       <w:r>
         <w:rPr>
           <w:rFonts w:ascii="Times New Roman" w:eastAsia="Times New Roman" w:hAnsi="Times New Roman"/>
@@ -1879,43 +1885,74 @@
         <w:spacing w:after="120" w:line="360" w:lineRule="auto"/>
         <w:ind w:firstLine="709"/>
         <w:rPr>
+          <w:rFonts w:ascii="Times New Roman" w:hAnsi="Times New Roman" w:cs="Times New Roman"/>
           <w:sz w:val="28"/>
           <w:szCs w:val="28"/>
         </w:rPr>
       </w:pPr>
       <w:r>
         <w:rPr>
-          <w:rFonts w:ascii="Times New Roman" w:eastAsia="Times New Roman" w:hAnsi="Times New Roman"/>
+          <w:rFonts w:ascii="Times New Roman" w:hAnsi="Times New Roman" w:cs="Times New Roman"/>
           <w:sz w:val="28"/>
           <w:szCs w:val="28"/>
         </w:rPr>
-        <w:t xml:space="preserve">В ходе проектной практики была выполнена разработка прикладного программного решения </w:t>
+        <w:t xml:space="preserve">Ссылка на </w:t>
       </w:r>
       <w:proofErr w:type="spellStart"/>
       <w:r>
         <w:rPr>
-          <w:rFonts w:ascii="Times New Roman" w:eastAsia="Times New Roman" w:hAnsi="Times New Roman"/>
+          <w:rFonts w:ascii="Times New Roman" w:hAnsi="Times New Roman" w:cs="Times New Roman"/>
           <w:sz w:val="28"/>
           <w:szCs w:val="28"/>
-        </w:rPr>
-        <w:t>AttendBot</w:t>
+          <w:lang w:val="en-US"/>
+        </w:rPr>
+        <w:t>Github</w:t>
       </w:r>
       <w:proofErr w:type="spellEnd"/>
       <w:r>
         <w:rPr>
-          <w:rFonts w:ascii="Times New Roman" w:eastAsia="Times New Roman" w:hAnsi="Times New Roman"/>
+          <w:rFonts w:ascii="Times New Roman" w:hAnsi="Times New Roman" w:cs="Times New Roman"/>
           <w:sz w:val="28"/>
           <w:szCs w:val="28"/>
         </w:rPr>
-        <w:t xml:space="preserve"> -</w:t>
-      </w:r>
-      <w:r>
-        <w:rPr>
-          <w:rFonts w:ascii="Times New Roman" w:eastAsia="Times New Roman" w:hAnsi="Times New Roman"/>
+        <w:t xml:space="preserve">-репозиторий: </w:t>
+      </w:r>
+      <w:hyperlink r:id="rId8" w:history="1">
+        <w:r>
+          <w:rPr>
+            <w:rStyle w:val="a8"/>
+            <w:rFonts w:ascii="Times New Roman" w:hAnsi="Times New Roman" w:cs="Times New Roman"/>
+            <w:sz w:val="28"/>
+            <w:szCs w:val="28"/>
+          </w:rPr>
+          <w:t>ссыл</w:t>
+        </w:r>
+        <w:r>
+          <w:rPr>
+            <w:rStyle w:val="a8"/>
+            <w:rFonts w:ascii="Times New Roman" w:hAnsi="Times New Roman" w:cs="Times New Roman"/>
+            <w:sz w:val="28"/>
+            <w:szCs w:val="28"/>
+          </w:rPr>
+          <w:t>к</w:t>
+        </w:r>
+        <w:r>
+          <w:rPr>
+            <w:rStyle w:val="a8"/>
+            <w:rFonts w:ascii="Times New Roman" w:hAnsi="Times New Roman" w:cs="Times New Roman"/>
+            <w:sz w:val="28"/>
+            <w:szCs w:val="28"/>
+          </w:rPr>
+          <w:t>а</w:t>
+        </w:r>
+      </w:hyperlink>
+      <w:r>
+        <w:rPr>
+          <w:rFonts w:ascii="Times New Roman" w:hAnsi="Times New Roman" w:cs="Times New Roman"/>
           <w:sz w:val="28"/>
           <w:szCs w:val="28"/>
         </w:rPr>
-        <w:t xml:space="preserve"> системы учёта посещаемости, предназначенной для автоматизации однотипных действий преподавателя при сборе информации о присутствии на занятиях. Дополнительно был создан статический веб-сайт проекта, отражающий структуру, цели, ход выполнения и использованные ресурсы.</w:t>
+        <w:t>.</w:t>
       </w:r>
     </w:p>
     <w:p>
@@ -1933,6 +1970,50 @@
           <w:sz w:val="28"/>
           <w:szCs w:val="28"/>
         </w:rPr>
+        <w:t xml:space="preserve">В ходе проектной практики была выполнена разработка прикладного программного решения </w:t>
+      </w:r>
+      <w:proofErr w:type="spellStart"/>
+      <w:r>
+        <w:rPr>
+          <w:rFonts w:ascii="Times New Roman" w:eastAsia="Times New Roman" w:hAnsi="Times New Roman"/>
+          <w:sz w:val="28"/>
+          <w:szCs w:val="28"/>
+        </w:rPr>
+        <w:t>AttendBot</w:t>
+      </w:r>
+      <w:proofErr w:type="spellEnd"/>
+      <w:r>
+        <w:rPr>
+          <w:rFonts w:ascii="Times New Roman" w:eastAsia="Times New Roman" w:hAnsi="Times New Roman"/>
+          <w:sz w:val="28"/>
+          <w:szCs w:val="28"/>
+        </w:rPr>
+        <w:t xml:space="preserve"> -</w:t>
+      </w:r>
+      <w:r>
+        <w:rPr>
+          <w:rFonts w:ascii="Times New Roman" w:eastAsia="Times New Roman" w:hAnsi="Times New Roman"/>
+          <w:sz w:val="28"/>
+          <w:szCs w:val="28"/>
+        </w:rPr>
+        <w:t xml:space="preserve"> системы учёта посещаемости, предназначенной для автоматизации однотипных действий преподавателя при сборе информации о присутствии на занятиях. Дополнительно был создан статический веб-сайт проекта, отражающий структуру, цели, ход выполнения и использованные ресурсы.</w:t>
+      </w:r>
+    </w:p>
+    <w:p>
+      <w:pPr>
+        <w:spacing w:after="120" w:line="360" w:lineRule="auto"/>
+        <w:ind w:firstLine="709"/>
+        <w:rPr>
+          <w:sz w:val="28"/>
+          <w:szCs w:val="28"/>
+        </w:rPr>
+      </w:pPr>
+      <w:r>
+        <w:rPr>
+          <w:rFonts w:ascii="Times New Roman" w:eastAsia="Times New Roman" w:hAnsi="Times New Roman"/>
+          <w:sz w:val="28"/>
+          <w:szCs w:val="28"/>
+        </w:rPr>
         <w:t>Практика проходила в условиях партнёрского взаимодействия с Сбером и образовательной площадкой Школа 21. В течение двух недель, по 8–9 часов ежедневно, была организована интенсивная работа в среде, приближённой к реальной ИТ-разработке: использовались Linux, Git, Bash, VS Code и язык C, а также посещались профильные лекции от действующих сотрудников крупных ИТ-компаний России.</w:t>
       </w:r>
     </w:p>
@@ -1941,7 +2022,7 @@
         <w:pStyle w:val="1"/>
         <w:spacing w:after="120"/>
       </w:pPr>
-      <w:bookmarkStart w:id="1" w:name="_Toc230397031"/>
+      <w:bookmarkStart w:id="1" w:name="_Toc230399359"/>
       <w:r>
         <w:rPr>
           <w:rFonts w:ascii="Times New Roman" w:eastAsia="Times New Roman" w:hAnsi="Times New Roman"/>
@@ -1955,7 +2036,7 @@
         <w:pStyle w:val="2"/>
         <w:spacing w:after="120"/>
       </w:pPr>
-      <w:bookmarkStart w:id="2" w:name="_Toc230397032"/>
+      <w:bookmarkStart w:id="2" w:name="_Toc230399360"/>
       <w:r>
         <w:t>1.1 Название проекта</w:t>
       </w:r>
@@ -2026,7 +2107,7 @@
         <w:pStyle w:val="2"/>
         <w:spacing w:after="120"/>
       </w:pPr>
-      <w:bookmarkStart w:id="3" w:name="_Toc230397033"/>
+      <w:bookmarkStart w:id="3" w:name="_Toc230399361"/>
       <w:r>
         <w:t>1.2 Цели и задачи проекта</w:t>
       </w:r>
@@ -2055,7 +2136,7 @@
         <w:pStyle w:val="1"/>
         <w:spacing w:after="120"/>
       </w:pPr>
-      <w:bookmarkStart w:id="4" w:name="_Toc230397034"/>
+      <w:bookmarkStart w:id="4" w:name="_Toc230399362"/>
       <w:r>
         <w:rPr>
           <w:rFonts w:ascii="Times New Roman" w:eastAsia="Times New Roman" w:hAnsi="Times New Roman"/>
@@ -2070,7 +2151,7 @@
         <w:pStyle w:val="2"/>
         <w:spacing w:after="120"/>
       </w:pPr>
-      <w:bookmarkStart w:id="5" w:name="_Toc230397035"/>
+      <w:bookmarkStart w:id="5" w:name="_Toc230399363"/>
       <w:r>
         <w:t>2.1 Наименование партнёра</w:t>
       </w:r>
@@ -2099,7 +2180,7 @@
         <w:pStyle w:val="2"/>
         <w:spacing w:after="120"/>
       </w:pPr>
-      <w:bookmarkStart w:id="6" w:name="_Toc230397036"/>
+      <w:bookmarkStart w:id="6" w:name="_Toc230399364"/>
       <w:r>
         <w:t>2.2 Организационная структура</w:t>
       </w:r>
@@ -2128,7 +2209,7 @@
         <w:pStyle w:val="2"/>
         <w:spacing w:after="120"/>
       </w:pPr>
-      <w:bookmarkStart w:id="7" w:name="_Toc230397037"/>
+      <w:bookmarkStart w:id="7" w:name="_Toc230399365"/>
       <w:r>
         <w:t>2.3 Описание деятельности</w:t>
       </w:r>
@@ -2157,7 +2238,7 @@
         <w:pStyle w:val="1"/>
         <w:spacing w:after="120"/>
       </w:pPr>
-      <w:bookmarkStart w:id="8" w:name="_Toc230397038"/>
+      <w:bookmarkStart w:id="8" w:name="_Toc230399366"/>
       <w:r>
         <w:rPr>
           <w:rFonts w:ascii="Times New Roman" w:eastAsia="Times New Roman" w:hAnsi="Times New Roman"/>
@@ -2252,7 +2333,7 @@
         <w:pStyle w:val="1"/>
         <w:spacing w:after="120"/>
       </w:pPr>
-      <w:bookmarkStart w:id="9" w:name="_Toc230397039"/>
+      <w:bookmarkStart w:id="9" w:name="_Toc230399367"/>
       <w:r>
         <w:rPr>
           <w:rFonts w:ascii="Times New Roman" w:eastAsia="Times New Roman" w:hAnsi="Times New Roman"/>
@@ -2303,7 +2384,7 @@
         <w:pStyle w:val="1"/>
         <w:spacing w:after="120"/>
       </w:pPr>
-      <w:bookmarkStart w:id="10" w:name="_Toc230397040"/>
+      <w:bookmarkStart w:id="10" w:name="_Toc230399368"/>
       <w:r>
         <w:rPr>
           <w:rFonts w:ascii="Times New Roman" w:eastAsia="Times New Roman" w:hAnsi="Times New Roman"/>
@@ -2353,7 +2434,7 @@
         <w:pStyle w:val="1"/>
         <w:spacing w:after="120"/>
       </w:pPr>
-      <w:bookmarkStart w:id="11" w:name="_Toc230397041"/>
+      <w:bookmarkStart w:id="11" w:name="_Toc230399369"/>
       <w:r>
         <w:rPr>
           <w:rFonts w:ascii="Times New Roman" w:eastAsia="Times New Roman" w:hAnsi="Times New Roman"/>
@@ -2486,7 +2567,7 @@
         <w:pStyle w:val="1"/>
         <w:spacing w:after="120"/>
       </w:pPr>
-      <w:bookmarkStart w:id="12" w:name="_Toc230397042"/>
+      <w:bookmarkStart w:id="12" w:name="_Toc230399370"/>
       <w:r>
         <w:rPr>
           <w:rFonts w:ascii="Times New Roman" w:eastAsia="Times New Roman" w:hAnsi="Times New Roman"/>
@@ -2548,7 +2629,7 @@
                     </pic:cNvPicPr>
                   </pic:nvPicPr>
                   <pic:blipFill>
-                    <a:blip r:embed="rId8">
+                    <a:blip r:embed="rId9">
                       <a:extLst>
                         <a:ext uri="{28A0092B-C50C-407E-A947-70E740481C1C}">
                           <a14:useLocalDpi xmlns:a14="http://schemas.microsoft.com/office/drawing/2010/main" val="0"/>
@@ -2581,7 +2662,7 @@
       </w:r>
     </w:p>
     <w:sectPr>
-      <w:footerReference w:type="default" r:id="rId9"/>
+      <w:footerReference w:type="default" r:id="rId10"/>
       <w:pgSz w:w="11906" w:h="16838"/>
       <w:pgMar w:top="1134" w:right="850" w:bottom="1134" w:left="1701" w:header="708" w:footer="708" w:gutter="0"/>
       <w:pgNumType w:start="1"/>
@@ -5840,6 +5921,30 @@
       <w:szCs w:val="32"/>
     </w:rPr>
   </w:style>
+  <w:style w:type="character" w:styleId="ad">
+    <w:name w:val="Unresolved Mention"/>
+    <w:basedOn w:val="a0"/>
+    <w:uiPriority w:val="99"/>
+    <w:semiHidden/>
+    <w:unhideWhenUsed/>
+    <w:rsid w:val="00D80307"/>
+    <w:rPr>
+      <w:color w:val="605E5C"/>
+      <w:shd w:val="clear" w:color="auto" w:fill="E1DFDD"/>
+    </w:rPr>
+  </w:style>
+  <w:style w:type="character" w:styleId="ae">
+    <w:name w:val="FollowedHyperlink"/>
+    <w:basedOn w:val="a0"/>
+    <w:uiPriority w:val="99"/>
+    <w:semiHidden/>
+    <w:unhideWhenUsed/>
+    <w:rsid w:val="00D80307"/>
+    <w:rPr>
+      <w:color w:val="800080" w:themeColor="followedHyperlink"/>
+      <w:u w:val="single"/>
+    </w:rPr>
+  </w:style>
 </w:styles>
 </file>
 

--- a/reports/AttendBot_practice_report.docx
+++ b/reports/AttendBot_practice_report.docx
@@ -1925,25 +1925,7 @@
             <w:sz w:val="28"/>
             <w:szCs w:val="28"/>
           </w:rPr>
-          <w:t>ссыл</w:t>
-        </w:r>
-        <w:r>
-          <w:rPr>
-            <w:rStyle w:val="a8"/>
-            <w:rFonts w:ascii="Times New Roman" w:hAnsi="Times New Roman" w:cs="Times New Roman"/>
-            <w:sz w:val="28"/>
-            <w:szCs w:val="28"/>
-          </w:rPr>
-          <w:t>к</w:t>
-        </w:r>
-        <w:r>
-          <w:rPr>
-            <w:rStyle w:val="a8"/>
-            <w:rFonts w:ascii="Times New Roman" w:hAnsi="Times New Roman" w:cs="Times New Roman"/>
-            <w:sz w:val="28"/>
-            <w:szCs w:val="28"/>
-          </w:rPr>
-          <w:t>а</w:t>
+          <w:t>ссылка</w:t>
         </w:r>
       </w:hyperlink>
       <w:r>
@@ -2201,7 +2183,79 @@
           <w:sz w:val="28"/>
           <w:szCs w:val="24"/>
         </w:rPr>
-        <w:t>С точки зрения учебной практики структура взаимодействия включала участников стажировки, наставников и преподавателей профильных направлений, а также организаторов лекций и встреч. Такой формат позволил увидеть, как строится работа в крупной технологической экосистеме: через обучение, практическую отработку навыков и регулярную обратную связь.</w:t>
+        <w:t xml:space="preserve">С точки зрения учебной практики структура взаимодействия включала </w:t>
+      </w:r>
+      <w:r>
+        <w:rPr>
+          <w:rFonts w:ascii="Times New Roman" w:eastAsia="Times New Roman" w:hAnsi="Times New Roman"/>
+          <w:b/>
+          <w:bCs/>
+          <w:sz w:val="28"/>
+          <w:szCs w:val="24"/>
+        </w:rPr>
+        <w:t>участников стажировки</w:t>
+      </w:r>
+      <w:r>
+        <w:rPr>
+          <w:rFonts w:ascii="Times New Roman" w:eastAsia="Times New Roman" w:hAnsi="Times New Roman"/>
+          <w:sz w:val="28"/>
+          <w:szCs w:val="24"/>
+        </w:rPr>
+        <w:t xml:space="preserve">, </w:t>
+      </w:r>
+      <w:r>
+        <w:rPr>
+          <w:rFonts w:ascii="Times New Roman" w:eastAsia="Times New Roman" w:hAnsi="Times New Roman"/>
+          <w:b/>
+          <w:bCs/>
+          <w:sz w:val="28"/>
+          <w:szCs w:val="24"/>
+        </w:rPr>
+        <w:t>наставников</w:t>
+      </w:r>
+      <w:r>
+        <w:rPr>
+          <w:rFonts w:ascii="Times New Roman" w:eastAsia="Times New Roman" w:hAnsi="Times New Roman"/>
+          <w:sz w:val="28"/>
+          <w:szCs w:val="24"/>
+        </w:rPr>
+        <w:t xml:space="preserve"> и </w:t>
+      </w:r>
+      <w:r>
+        <w:rPr>
+          <w:rFonts w:ascii="Times New Roman" w:eastAsia="Times New Roman" w:hAnsi="Times New Roman"/>
+          <w:b/>
+          <w:bCs/>
+          <w:sz w:val="28"/>
+          <w:szCs w:val="24"/>
+        </w:rPr>
+        <w:t>преподавателей профильных направлений</w:t>
+      </w:r>
+      <w:r>
+        <w:rPr>
+          <w:rFonts w:ascii="Times New Roman" w:eastAsia="Times New Roman" w:hAnsi="Times New Roman"/>
+          <w:sz w:val="28"/>
+          <w:szCs w:val="24"/>
+        </w:rPr>
+        <w:t xml:space="preserve">, а также </w:t>
+      </w:r>
+      <w:r>
+        <w:rPr>
+          <w:rFonts w:ascii="Times New Roman" w:eastAsia="Times New Roman" w:hAnsi="Times New Roman"/>
+          <w:b/>
+          <w:bCs/>
+          <w:sz w:val="28"/>
+          <w:szCs w:val="24"/>
+        </w:rPr>
+        <w:t>организаторов лекций и встреч</w:t>
+      </w:r>
+      <w:r>
+        <w:rPr>
+          <w:rFonts w:ascii="Times New Roman" w:eastAsia="Times New Roman" w:hAnsi="Times New Roman"/>
+          <w:sz w:val="28"/>
+          <w:szCs w:val="24"/>
+        </w:rPr>
+        <w:t>. Такой формат позволил увидеть, как строится работа в крупной технологической экосистеме: через обучение, практическую отработку навыков и регулярную обратную связь.</w:t>
       </w:r>
     </w:p>
     <w:p>
@@ -2220,17 +2274,361 @@
         <w:spacing w:after="120" w:line="360" w:lineRule="auto"/>
         <w:ind w:firstLine="709"/>
         <w:rPr>
+          <w:rFonts w:ascii="Times New Roman" w:eastAsia="Times New Roman" w:hAnsi="Times New Roman"/>
+          <w:sz w:val="28"/>
+          <w:szCs w:val="24"/>
+        </w:rPr>
+      </w:pPr>
+      <w:r>
+        <w:rPr>
+          <w:rFonts w:ascii="Times New Roman" w:eastAsia="Times New Roman" w:hAnsi="Times New Roman"/>
+          <w:sz w:val="28"/>
+          <w:szCs w:val="24"/>
+        </w:rPr>
+        <w:t xml:space="preserve">Деятельность партнёрской площадки была связана с практико-ориентированным ИТ-обучением. В ходе стажировки изучались основы и прикладные приёмы работы в Linux, использование Git и GitHub, командная разработка, работа в редакторе VS Code, основы Bash, а также написание кода на чистом C. Отдельной частью программы стали </w:t>
+      </w:r>
+      <w:r>
+        <w:rPr>
+          <w:rFonts w:ascii="Times New Roman" w:eastAsia="Times New Roman" w:hAnsi="Times New Roman"/>
+          <w:b/>
+          <w:bCs/>
+          <w:sz w:val="28"/>
+          <w:szCs w:val="24"/>
+        </w:rPr>
+        <w:t>профильные лекции от действующих специалистов крупных ИТ-компаний</w:t>
+      </w:r>
+      <w:r>
+        <w:rPr>
+          <w:rFonts w:ascii="Times New Roman" w:eastAsia="Times New Roman" w:hAnsi="Times New Roman"/>
+          <w:sz w:val="28"/>
+          <w:szCs w:val="24"/>
+        </w:rPr>
+        <w:t xml:space="preserve">, а также </w:t>
+      </w:r>
+      <w:r>
+        <w:rPr>
+          <w:rFonts w:ascii="Times New Roman" w:eastAsia="Times New Roman" w:hAnsi="Times New Roman"/>
+          <w:b/>
+          <w:bCs/>
+          <w:sz w:val="28"/>
+          <w:szCs w:val="24"/>
+          <w:lang w:val="en-US"/>
+        </w:rPr>
+        <w:t>p</w:t>
+      </w:r>
+      <w:r>
+        <w:rPr>
+          <w:rFonts w:ascii="Times New Roman" w:eastAsia="Times New Roman" w:hAnsi="Times New Roman"/>
+          <w:b/>
+          <w:bCs/>
+          <w:sz w:val="28"/>
+          <w:szCs w:val="24"/>
+        </w:rPr>
+        <w:t>-2-</w:t>
+      </w:r>
+      <w:r>
+        <w:rPr>
+          <w:rFonts w:ascii="Times New Roman" w:eastAsia="Times New Roman" w:hAnsi="Times New Roman"/>
+          <w:b/>
+          <w:bCs/>
+          <w:sz w:val="28"/>
+          <w:szCs w:val="24"/>
+          <w:lang w:val="en-US"/>
+        </w:rPr>
+        <w:t>p</w:t>
+      </w:r>
+      <w:r>
+        <w:rPr>
+          <w:rFonts w:ascii="Times New Roman" w:eastAsia="Times New Roman" w:hAnsi="Times New Roman"/>
+          <w:b/>
+          <w:bCs/>
+          <w:sz w:val="28"/>
+          <w:szCs w:val="24"/>
+        </w:rPr>
+        <w:t xml:space="preserve"> встречи</w:t>
+      </w:r>
+      <w:r>
+        <w:rPr>
+          <w:rFonts w:ascii="Times New Roman" w:eastAsia="Times New Roman" w:hAnsi="Times New Roman"/>
+          <w:b/>
+          <w:bCs/>
+          <w:sz w:val="28"/>
+          <w:szCs w:val="24"/>
+        </w:rPr>
+        <w:t xml:space="preserve"> </w:t>
+      </w:r>
+      <w:r>
+        <w:rPr>
+          <w:rFonts w:ascii="Times New Roman" w:eastAsia="Times New Roman" w:hAnsi="Times New Roman"/>
+          <w:b/>
+          <w:bCs/>
+          <w:sz w:val="28"/>
+          <w:szCs w:val="24"/>
+        </w:rPr>
+        <w:t>и обсуждение с ними повестки дня</w:t>
+      </w:r>
+      <w:r>
+        <w:rPr>
+          <w:rFonts w:ascii="Times New Roman" w:eastAsia="Times New Roman" w:hAnsi="Times New Roman"/>
+          <w:sz w:val="28"/>
+          <w:szCs w:val="24"/>
+        </w:rPr>
+        <w:t xml:space="preserve">, </w:t>
+      </w:r>
+      <w:r>
+        <w:rPr>
+          <w:rFonts w:ascii="Times New Roman" w:eastAsia="Times New Roman" w:hAnsi="Times New Roman"/>
+          <w:b/>
+          <w:bCs/>
+          <w:sz w:val="28"/>
+          <w:szCs w:val="24"/>
+        </w:rPr>
+        <w:t>что</w:t>
+      </w:r>
+      <w:r>
+        <w:rPr>
+          <w:rFonts w:ascii="Times New Roman" w:eastAsia="Times New Roman" w:hAnsi="Times New Roman"/>
+          <w:sz w:val="28"/>
+          <w:szCs w:val="24"/>
+        </w:rPr>
+        <w:t xml:space="preserve"> </w:t>
+      </w:r>
+      <w:r>
+        <w:rPr>
+          <w:rFonts w:ascii="Times New Roman" w:eastAsia="Times New Roman" w:hAnsi="Times New Roman"/>
+          <w:b/>
+          <w:bCs/>
+          <w:sz w:val="28"/>
+          <w:szCs w:val="24"/>
+        </w:rPr>
+        <w:t>помогло лучше понять</w:t>
+      </w:r>
+      <w:r>
+        <w:rPr>
+          <w:rFonts w:ascii="Times New Roman" w:eastAsia="Times New Roman" w:hAnsi="Times New Roman"/>
+          <w:sz w:val="28"/>
+          <w:szCs w:val="24"/>
+        </w:rPr>
+        <w:t xml:space="preserve"> </w:t>
+      </w:r>
+      <w:r>
+        <w:rPr>
+          <w:rFonts w:ascii="Times New Roman" w:eastAsia="Times New Roman" w:hAnsi="Times New Roman"/>
+          <w:b/>
+          <w:bCs/>
+          <w:sz w:val="28"/>
+          <w:szCs w:val="24"/>
+        </w:rPr>
+        <w:t>актуальные требования к разработчикам и культуру современной инженерной среды.</w:t>
+      </w:r>
+    </w:p>
+    <w:p>
+      <w:pPr>
+        <w:rPr>
+          <w:rFonts w:ascii="Times New Roman" w:eastAsia="Times New Roman" w:hAnsi="Times New Roman"/>
+          <w:sz w:val="28"/>
+          <w:szCs w:val="24"/>
+        </w:rPr>
+      </w:pPr>
+      <w:r>
+        <w:rPr>
+          <w:rFonts w:ascii="Times New Roman" w:eastAsia="Times New Roman" w:hAnsi="Times New Roman"/>
+          <w:sz w:val="28"/>
+          <w:szCs w:val="24"/>
+        </w:rPr>
+        <w:br w:type="page"/>
+      </w:r>
+    </w:p>
+    <w:p>
+      <w:pPr>
+        <w:spacing w:after="120" w:line="360" w:lineRule="auto"/>
+        <w:ind w:firstLine="709"/>
+        <w:jc w:val="center"/>
+        <w:rPr>
           <w:sz w:val="24"/>
           <w:szCs w:val="24"/>
         </w:rPr>
       </w:pPr>
       <w:r>
         <w:rPr>
-          <w:rFonts w:ascii="Times New Roman" w:eastAsia="Times New Roman" w:hAnsi="Times New Roman"/>
-          <w:sz w:val="28"/>
-          <w:szCs w:val="24"/>
-        </w:rPr>
-        <w:t>Деятельность партнёрской площадки была связана с практико-ориентированным ИТ-обучением. В ходе стажировки изучались основы и прикладные приёмы работы в Linux, использование Git и GitHub, командная разработка, работа в редакторе VS Code, основы Bash, а также написание кода на чистом C. Отдельной частью программы стали профильные лекции от действующих специалистов крупных ИТ-компаний, что помогло лучше понять актуальные требования к разработчикам и культуру современной инженерной среды.</w:t>
+          <w:noProof/>
+        </w:rPr>
+        <w:lastRenderedPageBreak/>
+        <w:drawing>
+          <wp:inline distT="0" distB="0" distL="0" distR="0" wp14:anchorId="4CFEF7C1" wp14:editId="436B6D92">
+            <wp:extent cx="4454525" cy="3340775"/>
+            <wp:effectExtent l="0" t="0" r="3175" b="0"/>
+            <wp:docPr id="2119460318" name="Рисунок 1"/>
+            <wp:cNvGraphicFramePr>
+              <a:graphicFrameLocks xmlns:a="http://schemas.openxmlformats.org/drawingml/2006/main" noChangeAspect="1"/>
+            </wp:cNvGraphicFramePr>
+            <a:graphic xmlns:a="http://schemas.openxmlformats.org/drawingml/2006/main">
+              <a:graphicData uri="http://schemas.openxmlformats.org/drawingml/2006/picture">
+                <pic:pic xmlns:pic="http://schemas.openxmlformats.org/drawingml/2006/picture">
+                  <pic:nvPicPr>
+                    <pic:cNvPr id="2119460318" name=""/>
+                    <pic:cNvPicPr/>
+                  </pic:nvPicPr>
+                  <pic:blipFill>
+                    <a:blip r:embed="rId9"/>
+                    <a:stretch>
+                      <a:fillRect/>
+                    </a:stretch>
+                  </pic:blipFill>
+                  <pic:spPr>
+                    <a:xfrm>
+                      <a:off x="0" y="0"/>
+                      <a:ext cx="4463401" cy="3347432"/>
+                    </a:xfrm>
+                    <a:prstGeom prst="rect">
+                      <a:avLst/>
+                    </a:prstGeom>
+                  </pic:spPr>
+                </pic:pic>
+              </a:graphicData>
+            </a:graphic>
+          </wp:inline>
+        </w:drawing>
+      </w:r>
+    </w:p>
+    <w:p>
+      <w:pPr>
+        <w:spacing w:after="120" w:line="360" w:lineRule="auto"/>
+        <w:ind w:firstLine="709"/>
+        <w:jc w:val="center"/>
+        <w:rPr>
+          <w:rFonts w:ascii="Times New Roman" w:eastAsia="Times New Roman" w:hAnsi="Times New Roman"/>
+          <w:sz w:val="28"/>
+          <w:szCs w:val="28"/>
+        </w:rPr>
+      </w:pPr>
+      <w:r>
+        <w:rPr>
+          <w:rFonts w:ascii="Times New Roman" w:eastAsia="Times New Roman" w:hAnsi="Times New Roman"/>
+          <w:sz w:val="28"/>
+          <w:szCs w:val="28"/>
+        </w:rPr>
+        <w:t>Фото</w:t>
+      </w:r>
+      <w:r>
+        <w:rPr>
+          <w:rFonts w:ascii="Times New Roman" w:eastAsia="Times New Roman" w:hAnsi="Times New Roman"/>
+          <w:sz w:val="28"/>
+          <w:szCs w:val="28"/>
+        </w:rPr>
+        <w:t>графия</w:t>
+      </w:r>
+      <w:r>
+        <w:rPr>
+          <w:rFonts w:ascii="Times New Roman" w:eastAsia="Times New Roman" w:hAnsi="Times New Roman"/>
+          <w:sz w:val="28"/>
+          <w:szCs w:val="28"/>
+        </w:rPr>
+        <w:t xml:space="preserve"> 1</w:t>
+      </w:r>
+      <w:r>
+        <w:rPr>
+          <w:rFonts w:ascii="Times New Roman" w:eastAsia="Times New Roman" w:hAnsi="Times New Roman"/>
+          <w:sz w:val="28"/>
+          <w:szCs w:val="28"/>
+        </w:rPr>
+        <w:t>:</w:t>
+      </w:r>
+      <w:r>
+        <w:rPr>
+          <w:rFonts w:ascii="Times New Roman" w:eastAsia="Times New Roman" w:hAnsi="Times New Roman"/>
+          <w:sz w:val="28"/>
+          <w:szCs w:val="28"/>
+        </w:rPr>
+        <w:t xml:space="preserve"> </w:t>
+      </w:r>
+      <w:r>
+        <w:rPr>
+          <w:rFonts w:ascii="Times New Roman" w:eastAsia="Times New Roman" w:hAnsi="Times New Roman"/>
+          <w:sz w:val="28"/>
+          <w:szCs w:val="28"/>
+        </w:rPr>
+        <w:t>лекция.</w:t>
+      </w:r>
+    </w:p>
+    <w:p>
+      <w:pPr>
+        <w:spacing w:after="120" w:line="360" w:lineRule="auto"/>
+        <w:ind w:firstLine="709"/>
+        <w:jc w:val="center"/>
+        <w:rPr>
+          <w:rFonts w:ascii="Times New Roman" w:eastAsia="Times New Roman" w:hAnsi="Times New Roman"/>
+          <w:sz w:val="28"/>
+          <w:szCs w:val="24"/>
+        </w:rPr>
+      </w:pPr>
+      <w:r>
+        <w:rPr>
+          <w:rFonts w:ascii="Times New Roman" w:eastAsia="Times New Roman" w:hAnsi="Times New Roman"/>
+          <w:sz w:val="28"/>
+          <w:szCs w:val="24"/>
+        </w:rPr>
+        <w:br/>
+      </w:r>
+      <w:r>
+        <w:rPr>
+          <w:noProof/>
+        </w:rPr>
+        <w:drawing>
+          <wp:inline distT="0" distB="0" distL="0" distR="0" wp14:anchorId="5C0962E4" wp14:editId="1AC8EA21">
+            <wp:extent cx="5940425" cy="4455160"/>
+            <wp:effectExtent l="0" t="0" r="3175" b="2540"/>
+            <wp:docPr id="107189026" name="Рисунок 1"/>
+            <wp:cNvGraphicFramePr>
+              <a:graphicFrameLocks xmlns:a="http://schemas.openxmlformats.org/drawingml/2006/main" noChangeAspect="1"/>
+            </wp:cNvGraphicFramePr>
+            <a:graphic xmlns:a="http://schemas.openxmlformats.org/drawingml/2006/main">
+              <a:graphicData uri="http://schemas.openxmlformats.org/drawingml/2006/picture">
+                <pic:pic xmlns:pic="http://schemas.openxmlformats.org/drawingml/2006/picture">
+                  <pic:nvPicPr>
+                    <pic:cNvPr id="107189026" name=""/>
+                    <pic:cNvPicPr/>
+                  </pic:nvPicPr>
+                  <pic:blipFill>
+                    <a:blip r:embed="rId10"/>
+                    <a:stretch>
+                      <a:fillRect/>
+                    </a:stretch>
+                  </pic:blipFill>
+                  <pic:spPr>
+                    <a:xfrm>
+                      <a:off x="0" y="0"/>
+                      <a:ext cx="5940425" cy="4455160"/>
+                    </a:xfrm>
+                    <a:prstGeom prst="rect">
+                      <a:avLst/>
+                    </a:prstGeom>
+                  </pic:spPr>
+                </pic:pic>
+              </a:graphicData>
+            </a:graphic>
+          </wp:inline>
+        </w:drawing>
+      </w:r>
+    </w:p>
+    <w:p>
+      <w:pPr>
+        <w:spacing w:after="120" w:line="360" w:lineRule="auto"/>
+        <w:ind w:firstLine="709"/>
+        <w:jc w:val="center"/>
+        <w:rPr>
+          <w:rFonts w:ascii="Times New Roman" w:hAnsi="Times New Roman" w:cs="Times New Roman"/>
+          <w:sz w:val="28"/>
+          <w:szCs w:val="28"/>
+        </w:rPr>
+      </w:pPr>
+      <w:r>
+        <w:rPr>
+          <w:rFonts w:ascii="Times New Roman" w:hAnsi="Times New Roman" w:cs="Times New Roman"/>
+          <w:sz w:val="28"/>
+          <w:szCs w:val="28"/>
+        </w:rPr>
+        <w:t>Фотография 2: встреча в кампусе Шк. 21 с командой разработки.</w:t>
       </w:r>
     </w:p>
     <w:p>
@@ -2243,6 +2641,7 @@
         <w:rPr>
           <w:rFonts w:ascii="Times New Roman" w:eastAsia="Times New Roman" w:hAnsi="Times New Roman"/>
         </w:rPr>
+        <w:lastRenderedPageBreak/>
         <w:t>3. Описание задания по проектной практике</w:t>
       </w:r>
       <w:bookmarkEnd w:id="8"/>
@@ -2262,16 +2661,7 @@
           <w:sz w:val="28"/>
           <w:szCs w:val="24"/>
         </w:rPr>
-        <w:t xml:space="preserve">В рамках практики необходимо было разработать статический веб-сайт и основное прикладное решение для автоматизации учёта посещаемости. Сайт был выполнен как презентационная часть проекта и включал разделы «Главная», «О проекте», «Команда», «Журнал» и «Ресурсы». Он </w:t>
-      </w:r>
-      <w:r>
-        <w:rPr>
-          <w:rFonts w:ascii="Times New Roman" w:eastAsia="Times New Roman" w:hAnsi="Times New Roman"/>
-          <w:sz w:val="28"/>
-          <w:szCs w:val="24"/>
-        </w:rPr>
-        <w:lastRenderedPageBreak/>
-        <w:t>использовался для наглядного представления концепции проекта, его этапов и применённых технологий.</w:t>
+        <w:t>В рамках практики необходимо было разработать статический веб-сайт и основное прикладное решение для автоматизации учёта посещаемости. Сайт был выполнен как презентационная часть проекта и включал разделы «Главная», «О проекте», «Команда», «Журнал» и «Ресурсы». Он использовался для наглядного представления концепции проекта, его этапов и применённых технологий.</w:t>
       </w:r>
     </w:p>
     <w:p>
@@ -2357,7 +2747,16 @@
           <w:sz w:val="28"/>
           <w:szCs w:val="24"/>
         </w:rPr>
-        <w:t>По итогам практики был создан рабочий Telegram-бот AttendBot, который умеет регистрировать пользователя, рассылать опрос по команде преподавателя, принимать ответы о присутствии и сохранять причины отсутствия. Дополнительно был реализован статический сайт проекта, подготовлены материалы документации и оформлено структурированное описание выполненной работы.</w:t>
+        <w:t xml:space="preserve">По итогам практики был создан рабочий Telegram-бот AttendBot, который умеет регистрировать пользователя, рассылать опрос по команде </w:t>
+      </w:r>
+      <w:r>
+        <w:rPr>
+          <w:rFonts w:ascii="Times New Roman" w:eastAsia="Times New Roman" w:hAnsi="Times New Roman"/>
+          <w:sz w:val="28"/>
+          <w:szCs w:val="24"/>
+        </w:rPr>
+        <w:lastRenderedPageBreak/>
+        <w:t>преподавателя, принимать ответы о присутствии и сохранять причины отсутствия. Дополнительно был реализован статический сайт проекта, подготовлены материалы документации и оформлено структурированное описание выполненной работы.</w:t>
       </w:r>
     </w:p>
     <w:p>
@@ -2375,8 +2774,24 @@
           <w:sz w:val="28"/>
           <w:szCs w:val="24"/>
         </w:rPr>
-        <w:lastRenderedPageBreak/>
         <w:t>Отдельно следует отметить практический эффект от двухнедельного пребывания в Школе 21. За это время были существенно усилены навыки работы в профессиональной ИТ-среде: закрепились Linux- и Git-навыки, стало увереннее использование Bash и VS Code, улучшилось понимание командной разработки, а также появился более зрелый взгляд на организацию рабочего процесса в ИТ-проектах.</w:t>
+      </w:r>
+    </w:p>
+    <w:p>
+      <w:pPr>
+        <w:rPr>
+          <w:rFonts w:ascii="Times New Roman" w:eastAsia="Times New Roman" w:hAnsi="Times New Roman"/>
+          <w:color w:val="2F5496"/>
+          <w:sz w:val="32"/>
+          <w:szCs w:val="32"/>
+        </w:rPr>
+      </w:pPr>
+      <w:bookmarkStart w:id="10" w:name="_Toc230399368"/>
+      <w:r>
+        <w:rPr>
+          <w:rFonts w:ascii="Times New Roman" w:eastAsia="Times New Roman" w:hAnsi="Times New Roman"/>
+        </w:rPr>
+        <w:br w:type="page"/>
       </w:r>
     </w:p>
     <w:p>
@@ -2384,11 +2799,11 @@
         <w:pStyle w:val="1"/>
         <w:spacing w:after="120"/>
       </w:pPr>
-      <w:bookmarkStart w:id="10" w:name="_Toc230399368"/>
-      <w:r>
-        <w:rPr>
-          <w:rFonts w:ascii="Times New Roman" w:eastAsia="Times New Roman" w:hAnsi="Times New Roman"/>
-        </w:rPr>
+      <w:r>
+        <w:rPr>
+          <w:rFonts w:ascii="Times New Roman" w:eastAsia="Times New Roman" w:hAnsi="Times New Roman"/>
+        </w:rPr>
+        <w:lastRenderedPageBreak/>
         <w:t>ЗАКЛЮЧЕНИЕ</w:t>
       </w:r>
       <w:bookmarkEnd w:id="10"/>
@@ -2431,14 +2846,31 @@
     </w:p>
     <w:p>
       <w:pPr>
+        <w:rPr>
+          <w:rFonts w:ascii="Times New Roman" w:eastAsia="Times New Roman" w:hAnsi="Times New Roman"/>
+          <w:color w:val="2F5496"/>
+          <w:sz w:val="32"/>
+          <w:szCs w:val="32"/>
+        </w:rPr>
+      </w:pPr>
+      <w:bookmarkStart w:id="11" w:name="_Toc230399369"/>
+      <w:r>
+        <w:rPr>
+          <w:rFonts w:ascii="Times New Roman" w:eastAsia="Times New Roman" w:hAnsi="Times New Roman"/>
+        </w:rPr>
+        <w:br w:type="page"/>
+      </w:r>
+    </w:p>
+    <w:p>
+      <w:pPr>
         <w:pStyle w:val="1"/>
         <w:spacing w:after="120"/>
       </w:pPr>
-      <w:bookmarkStart w:id="11" w:name="_Toc230399369"/>
-      <w:r>
-        <w:rPr>
-          <w:rFonts w:ascii="Times New Roman" w:eastAsia="Times New Roman" w:hAnsi="Times New Roman"/>
-        </w:rPr>
+      <w:r>
+        <w:rPr>
+          <w:rFonts w:ascii="Times New Roman" w:eastAsia="Times New Roman" w:hAnsi="Times New Roman"/>
+        </w:rPr>
+        <w:lastRenderedPageBreak/>
         <w:t>СПИСОК ИСПОЛЬЗОВАННОЙ ЛИТЕРАТУРЫ</w:t>
       </w:r>
       <w:bookmarkEnd w:id="11"/>
@@ -2629,7 +3061,7 @@
                     </pic:cNvPicPr>
                   </pic:nvPicPr>
                   <pic:blipFill>
-                    <a:blip r:embed="rId9">
+                    <a:blip r:embed="rId11">
                       <a:extLst>
                         <a:ext uri="{28A0092B-C50C-407E-A947-70E740481C1C}">
                           <a14:useLocalDpi xmlns:a14="http://schemas.microsoft.com/office/drawing/2010/main" val="0"/>
@@ -2662,7 +3094,7 @@
       </w:r>
     </w:p>
     <w:sectPr>
-      <w:footerReference w:type="default" r:id="rId10"/>
+      <w:footerReference w:type="default" r:id="rId12"/>
       <w:pgSz w:w="11906" w:h="16838"/>
       <w:pgMar w:top="1134" w:right="850" w:bottom="1134" w:left="1701" w:header="708" w:footer="708" w:gutter="0"/>
       <w:pgNumType w:start="1"/>
